--- a/releases/evt-pre-20/2026-09-30-rev-d/Заказ_плат_и_монтаж/03_PCB_MAIN_заказ_с_DFM/01_Изготовление_платы/PCB-MAIN_Официальная_проверка_JLCPCB_RU_EN.docx
+++ b/releases/evt-pre-20/2026-09-30-rev-d/Заказ_плат_и_монтаж/03_PCB_MAIN_заказ_с_DFM/01_Изготовление_платы/PCB-MAIN_Официальная_проверка_JLCPCB_RU_EN.docx
@@ -5,122 +5,320 @@
     <w:p>
       <w:pPr>
         <w:pStyle w:val="a3"/>
-      </w:pPr>
-      <w:r>
-        <w:t>PCB-MAIN Rev B — проверка по официальным данным JLCPCB</w:t>
-      </w:r>
-    </w:p>
-    <w:p>
-      <w:r>
+        <w:keepNext/>
+        <w:spacing w:line="240" w:lineRule="auto" w:before="0" w:after="0"/>
+        <w:ind w:firstLine="0"/>
+        <w:jc w:val="both"/>
+      </w:pPr>
+      <w:r>
+        <w:rPr>
+          <w:rFonts w:ascii="Times New Roman" w:hAnsi="Times New Roman" w:eastAsia="Times New Roman" w:cs="Times New Roman"/>
+          <w:b/>
+          <w:sz w:val="28"/>
+        </w:rPr>
+        <w:t>PCB-MAIN Rev B – проверка по официальным данным JLCPCB</w:t>
+      </w:r>
+    </w:p>
+    <w:p>
+      <w:pPr>
+        <w:spacing w:line="240" w:lineRule="auto" w:before="0" w:after="0"/>
+        <w:ind w:firstLine="709"/>
+        <w:jc w:val="both"/>
+      </w:pPr>
+      <w:r>
+        <w:rPr>
+          <w:rFonts w:ascii="Times New Roman" w:hAnsi="Times New Roman" w:eastAsia="Times New Roman" w:cs="Times New Roman"/>
+          <w:sz w:val="28"/>
+        </w:rPr>
         <w:t>EVT-PRE-20 · 30.09.2026 · плата SHA-256 f828fc6b30afbd64ed67afbee9ed7a5f5cdb9c47c1112722c5a0fe315268665f</w:t>
       </w:r>
     </w:p>
     <w:p>
       <w:pPr>
         <w:pStyle w:val="1"/>
-      </w:pPr>
-      <w:r>
+        <w:keepNext/>
+        <w:spacing w:line="240" w:lineRule="auto" w:before="0" w:after="0"/>
+        <w:ind w:firstLine="0"/>
+        <w:jc w:val="both"/>
+      </w:pPr>
+      <w:r>
+        <w:rPr>
+          <w:rFonts w:ascii="Times New Roman" w:hAnsi="Times New Roman" w:eastAsia="Times New Roman" w:cs="Times New Roman"/>
+          <w:b/>
+          <w:sz w:val="28"/>
+        </w:rPr>
         <w:t>Вывод</w:t>
       </w:r>
     </w:p>
     <w:p>
-      <w:r>
+      <w:pPr>
+        <w:spacing w:line="240" w:lineRule="auto" w:before="0" w:after="0"/>
+        <w:ind w:firstLine="709"/>
+        <w:jc w:val="both"/>
+      </w:pPr>
+      <w:r>
+        <w:rPr>
+          <w:rFonts w:ascii="Times New Roman" w:hAnsi="Times New Roman" w:eastAsia="Times New Roman" w:cs="Times New Roman"/>
+          <w:sz w:val="28"/>
+        </w:rPr>
         <w:t>Опубликованные возможности JLCPCB покрывают заказной базис: 8 слоёв, 1,6 мм, FR-4, ENIG, 1 oz наружной и 0,5 oz внутренней меди, переходы 0,15/0,25 мм, эпоксидное заполнение с медной крышкой. Это проверка возможностей, а не утверждённый производственный файл конкретного заказа.</w:t>
       </w:r>
     </w:p>
     <w:p>
       <w:pPr>
         <w:pStyle w:val="1"/>
-      </w:pPr>
-      <w:r>
+        <w:keepNext/>
+        <w:spacing w:line="240" w:lineRule="auto" w:before="0" w:after="0"/>
+        <w:ind w:firstLine="0"/>
+        <w:jc w:val="both"/>
+      </w:pPr>
+      <w:r>
+        <w:rPr>
+          <w:rFonts w:ascii="Times New Roman" w:hAnsi="Times New Roman" w:eastAsia="Times New Roman" w:cs="Times New Roman"/>
+          <w:b/>
+          <w:sz w:val="28"/>
+        </w:rPr>
         <w:t>Переходы</w:t>
       </w:r>
     </w:p>
     <w:p>
-      <w:r>
-        <w:t>На плате 853 перехода. 74 помечены в исходном KiCad как filling=yes и capping=yes: 57 внутри SMD-площадок и 17 вне их. Из этих 74 переходов 69 имеют сверло 0,15 мм и диаметр 0,25 мм; ещё 5 — сверло 0,30 мм и диаметр 0,50 мм. Координаты даны в CSV и на двуязычной карте. Выбирать заполнение по одному диаметру нельзя: остальные переходы 0,15/0,25 мм на плате имеют иные флаги.</w:t>
+      <w:pPr>
+        <w:spacing w:line="240" w:lineRule="auto" w:before="0" w:after="0"/>
+        <w:ind w:firstLine="709"/>
+        <w:jc w:val="both"/>
+      </w:pPr>
+      <w:r>
+        <w:rPr>
+          <w:rFonts w:ascii="Times New Roman" w:hAnsi="Times New Roman" w:eastAsia="Times New Roman" w:cs="Times New Roman"/>
+          <w:sz w:val="28"/>
+        </w:rPr>
+        <w:t>На плате 853 перехода. В исходном KiCad 74 помечены filling=yes и capping=yes: 57 внутри SMD-площадок и 17 вне их. Заказной CSV содержит 76 точек: к этим 74 добавлены C6.1 (X41,75 Y30,40) и D11.1 (X80,01 Y20,50), частично попадающие в окна пасты. Для двух добавленных точек также требуется заполнение эпоксидом и медное закрытие. Сверло этих двух переходов 0,15 мм, диаметр 0,25 мм. Выбирать обработку только по диаметру нельзя.</w:t>
       </w:r>
     </w:p>
     <w:p>
       <w:pPr>
         <w:pStyle w:val="1"/>
-      </w:pPr>
-      <w:r>
+        <w:keepNext/>
+        <w:spacing w:line="240" w:lineRule="auto" w:before="0" w:after="0"/>
+        <w:ind w:firstLine="0"/>
+        <w:jc w:val="both"/>
+      </w:pPr>
+      <w:r>
+        <w:rPr>
+          <w:rFonts w:ascii="Times New Roman" w:hAnsi="Times New Roman" w:eastAsia="Times New Roman" w:cs="Times New Roman"/>
+          <w:b/>
+          <w:sz w:val="28"/>
+        </w:rPr>
         <w:t>Порядок заказа</w:t>
       </w:r>
     </w:p>
     <w:p>
-      <w:r>
+      <w:pPr>
+        <w:spacing w:line="240" w:lineRule="auto" w:before="0" w:after="0"/>
+        <w:ind w:firstLine="709"/>
+        <w:jc w:val="both"/>
+      </w:pPr>
+      <w:r>
+        <w:rPr>
+          <w:rFonts w:ascii="Times New Roman" w:hAnsi="Times New Roman" w:eastAsia="Times New Roman" w:cs="Times New Roman"/>
+          <w:sz w:val="28"/>
+        </w:rPr>
         <w:t>Выбрать 8 слоёв, 1,6 мм, ENIG, наружная медь 1 oz, внутренняя 0,5 oz.</w:t>
       </w:r>
     </w:p>
     <w:p>
-      <w:r>
+      <w:pPr>
+        <w:spacing w:line="240" w:lineRule="auto" w:before="0" w:after="0"/>
+        <w:ind w:firstLine="709"/>
+        <w:jc w:val="both"/>
+      </w:pPr>
+      <w:r>
+        <w:rPr>
+          <w:rFonts w:ascii="Times New Roman" w:hAnsi="Times New Roman" w:eastAsia="Times New Roman" w:cs="Times New Roman"/>
+          <w:sz w:val="28"/>
+        </w:rPr>
         <w:t>Выбрать опцию минимального перехода 0,15/0,25 мм и процесс POFV: эпоксидное заполнение с медной крышкой.</w:t>
       </w:r>
     </w:p>
     <w:p>
-      <w:r>
-        <w:t>Передать CSV и карту 74 переходов; 57 находятся в SMD-площадках, 17 вне площадок. Не выбирать отверстия только по диаметру: на плате есть другие переходы того же диаметра.</w:t>
-      </w:r>
-    </w:p>
-    <w:p>
-      <w:r>
+      <w:pPr>
+        <w:spacing w:line="240" w:lineRule="auto" w:before="0" w:after="0"/>
+        <w:ind w:firstLine="709"/>
+        <w:jc w:val="both"/>
+      </w:pPr>
+      <w:r>
+        <w:rPr>
+          <w:rFonts w:ascii="Times New Roman" w:hAnsi="Times New Roman" w:eastAsia="Times New Roman" w:cs="Times New Roman"/>
+          <w:sz w:val="28"/>
+        </w:rPr>
+        <w:t>Передать фабрике заказные CSV и карту 76 переходов. Из них 74 имеют признаки в исходной плате, а C6.1 и D11.1 заданы как CAM-дополнение. Фабрика подтверждает обработку 76 из 76 точек до запуска панели; одно лишь закрытие маской не допускается. При невозможности выборочного POFV изменение согласовать через ECO.</w:t>
+      </w:r>
+    </w:p>
+    <w:p>
+      <w:pPr>
+        <w:spacing w:line="240" w:lineRule="auto" w:before="0" w:after="0"/>
+        <w:ind w:firstLine="709"/>
+        <w:jc w:val="both"/>
+      </w:pPr>
+      <w:r>
+        <w:rPr>
+          <w:rFonts w:ascii="Times New Roman" w:hAnsi="Times New Roman" w:eastAsia="Times New Roman" w:cs="Times New Roman"/>
+          <w:sz w:val="28"/>
+        </w:rPr>
         <w:t>Выбрать стек JLC08161H-3313, если он доступен в заказе, и проверить его действующие толщины/параметры в карточке заказа; при замене стека фиксировать ECO.</w:t>
       </w:r>
     </w:p>
     <w:p>
-      <w:r>
+      <w:pPr>
+        <w:spacing w:line="240" w:lineRule="auto" w:before="0" w:after="0"/>
+        <w:ind w:firstLine="709"/>
+        <w:jc w:val="both"/>
+      </w:pPr>
+      <w:r>
+        <w:rPr>
+          <w:rFonts w:ascii="Times New Roman" w:hAnsi="Times New Roman" w:eastAsia="Times New Roman" w:cs="Times New Roman"/>
+          <w:sz w:val="28"/>
+        </w:rPr>
         <w:t>Запросить подтверждение производственных файлов до запуска панели и оформить замечания DFM через ECO.</w:t>
       </w:r>
     </w:p>
     <w:p>
       <w:pPr>
         <w:pStyle w:val="1"/>
-      </w:pPr>
-      <w:r>
+        <w:keepNext/>
+        <w:spacing w:line="240" w:lineRule="auto" w:before="0" w:after="0"/>
+        <w:ind w:firstLine="0"/>
+        <w:jc w:val="both"/>
+      </w:pPr>
+      <w:r>
+        <w:rPr>
+          <w:rFonts w:ascii="Times New Roman" w:hAnsi="Times New Roman" w:eastAsia="Times New Roman" w:cs="Times New Roman"/>
+          <w:b/>
+          <w:sz w:val="28"/>
+        </w:rPr>
         <w:t>Границы заключения</w:t>
       </w:r>
     </w:p>
     <w:p>
-      <w:r>
-        <w:t>JLC08161H-3313 опубликован как пример стандартного восьмислойного стека 1,6 мм, но полный набор межслойных диэлектриков для данного заказа не зафиксирован в общедоступной статье. Функции слоёв в опубликованном примере отличаются от назначения меди этой платы; импеданс и возвратные пути нужно оценивать по фактическим слоям. При заказе следует выбрать доступный стек, сохранить его параметры, назначить требуемые импедансы и сверить подготовленные фабрикой производственные файлы. Замена выбранной конфигурации оформляется ECO. Предварительный запрос отдельного ответа фабрики не нужен для подачи заказа по подтверждённым возможностям.</w:t>
-      </w:r>
-    </w:p>
-    <w:p>
-      <w:r>
-        <w:t>EN: Published JLCPCB capabilities support the requested layer count, thickness, copper weights, ENIG, minimum via and filled/capped process. The exact stack, impedance targets and selective treatment of the 74 listed vias belong to the order record and production-file confirmation. Resolve any deviations through ECO.</w:t>
+      <w:pPr>
+        <w:spacing w:line="240" w:lineRule="auto" w:before="0" w:after="0"/>
+        <w:ind w:firstLine="709"/>
+        <w:jc w:val="both"/>
+      </w:pPr>
+      <w:r>
+        <w:rPr>
+          <w:rFonts w:ascii="Times New Roman" w:hAnsi="Times New Roman"/>
+          <w:sz w:val="28"/>
+        </w:rPr>
+        <w:t>JLC08161H-3313 служит опубликованным примером восьмислойного стека 1,6 мм, а не утверждённым стеком этого заказа. Функции слоёв платы отличаются от примера; импеданс и возвратные пути оцениваются по выбранному заводскому стеку. Параметры стека и принятое решение об импедансе сохраняются в заказе. Производственные файлы фабрики проверяются до запуска панели; отклонения оформляются ECO.</w:t>
+      </w:r>
+    </w:p>
+    <w:p>
+      <w:pPr>
+        <w:spacing w:line="240" w:lineRule="auto" w:before="0" w:after="0"/>
+        <w:ind w:firstLine="709"/>
+        <w:jc w:val="both"/>
+      </w:pPr>
+      <w:r>
+        <w:rPr>
+          <w:rFonts w:ascii="Times New Roman" w:hAnsi="Times New Roman"/>
+          <w:sz w:val="28"/>
+        </w:rPr>
+        <w:t>EN: Published JLCPCB capabilities cover the basic board parameters and epoxy-filled, copper-capped vias. The 76-point order CSV is authoritative: 74 native flags and two CAM overrides at C6.1/D11.1. Confirm 76/76 before panel release. Record the chosen stack and impedance decision in the order; use ECO for deviations.</w:t>
       </w:r>
     </w:p>
     <w:p>
       <w:pPr>
         <w:pStyle w:val="1"/>
-      </w:pPr>
-      <w:r>
+        <w:keepNext/>
+        <w:spacing w:line="240" w:lineRule="auto" w:before="0" w:after="0"/>
+        <w:ind w:firstLine="0"/>
+        <w:jc w:val="both"/>
+      </w:pPr>
+      <w:r>
+        <w:rPr>
+          <w:rFonts w:ascii="Times New Roman" w:hAnsi="Times New Roman" w:eastAsia="Times New Roman" w:cs="Times New Roman"/>
+          <w:b/>
+          <w:sz w:val="28"/>
+        </w:rPr>
         <w:t>Официальные источники / Official sources</w:t>
       </w:r>
     </w:p>
     <w:p>
-      <w:r>
-        <w:t>capabilities: https://jlcpcb.com/capabilities/pcb-capabilities/</w:t>
-      </w:r>
-    </w:p>
-    <w:p>
-      <w:r>
-        <w:t>laminate_structures: https://jlcpcb.com/help/article/multi-layer-pcb-standard-laminated-structures</w:t>
-      </w:r>
-    </w:p>
-    <w:p>
-      <w:r>
-        <w:t>via_covering: https://jlcpcb.com/help/article/pcb-via-covering</w:t>
-      </w:r>
-    </w:p>
-    <w:p>
-      <w:r>
-        <w:t>eight_layer_example: https://jlcpcb.com/blog/multilayer-pcb-design-guidelines</w:t>
-      </w:r>
+      <w:pPr>
+        <w:spacing w:line="240" w:lineRule="auto" w:before="0" w:after="0"/>
+        <w:ind w:firstLine="709"/>
+        <w:jc w:val="both"/>
+      </w:pPr>
+      <w:hyperlink r:id="rId13">
+        <w:r>
+          <w:rPr>
+            <w:rFonts w:ascii="Times New Roman" w:hAnsi="Times New Roman" w:eastAsia="Times New Roman" w:cs="Times New Roman"/>
+            <w:sz w:val="28"/>
+            <w:u w:val="single"/>
+          </w:rPr>
+          <w:t>Возможности плат</w:t>
+        </w:r>
+      </w:hyperlink>
+      <w:r>
+        <w:rPr>
+          <w:rFonts w:ascii="Times New Roman" w:hAnsi="Times New Roman" w:eastAsia="Times New Roman" w:cs="Times New Roman"/>
+          <w:sz w:val="28"/>
+        </w:rPr>
+        <w:t xml:space="preserve"> | </w:t>
+      </w:r>
+      <w:hyperlink r:id="rId14">
+        <w:r>
+          <w:rPr>
+            <w:rFonts w:ascii="Times New Roman" w:hAnsi="Times New Roman" w:eastAsia="Times New Roman" w:cs="Times New Roman"/>
+            <w:sz w:val="28"/>
+            <w:u w:val="single"/>
+          </w:rPr>
+          <w:t>Стек</w:t>
+        </w:r>
+      </w:hyperlink>
+      <w:r>
+        <w:rPr>
+          <w:rFonts w:ascii="Times New Roman" w:hAnsi="Times New Roman" w:eastAsia="Times New Roman" w:cs="Times New Roman"/>
+          <w:sz w:val="28"/>
+        </w:rPr>
+        <w:t xml:space="preserve"> | </w:t>
+      </w:r>
+      <w:hyperlink r:id="rId15">
+        <w:r>
+          <w:rPr>
+            <w:rFonts w:ascii="Times New Roman" w:hAnsi="Times New Roman" w:eastAsia="Times New Roman" w:cs="Times New Roman"/>
+            <w:sz w:val="28"/>
+            <w:u w:val="single"/>
+          </w:rPr>
+          <w:t>Переходные отверстия</w:t>
+        </w:r>
+      </w:hyperlink>
+      <w:r>
+        <w:rPr>
+          <w:rFonts w:ascii="Times New Roman" w:hAnsi="Times New Roman" w:eastAsia="Times New Roman" w:cs="Times New Roman"/>
+          <w:sz w:val="28"/>
+        </w:rPr>
+        <w:t xml:space="preserve"> | </w:t>
+      </w:r>
+      <w:hyperlink r:id="rId16">
+        <w:r>
+          <w:rPr>
+            <w:rFonts w:ascii="Times New Roman" w:hAnsi="Times New Roman" w:eastAsia="Times New Roman" w:cs="Times New Roman"/>
+            <w:sz w:val="28"/>
+            <w:u w:val="single"/>
+          </w:rPr>
+          <w:t>8 слоёв</w:t>
+        </w:r>
+      </w:hyperlink>
     </w:p>
     <w:sectPr>
+      <w:headerReference w:type="default" r:id="rId7"/>
+      <w:footerReference w:type="default" r:id="rId8"/>
+      <w:headerReference w:type="first" r:id="rId9"/>
+      <w:footerReference w:type="first" r:id="rId10"/>
+      <w:headerReference w:type="even" r:id="rId11"/>
+      <w:footerReference w:type="even" r:id="rId12"/>
       <w:pgSz w:w="11906" w:h="16838"/>
       <w:pgMar w:top="1134" w:right="850" w:bottom="1134" w:left="1701" w:header="708" w:footer="708" w:gutter="0"/>
       <w:cols w:space="720"/>
@@ -128,6 +326,84 @@
     </w:sectPr>
   </w:body>
 </w:document>
+</file>
+
+<file path=word/footer1.xml><?xml version="1.0" encoding="utf-8"?>
+<w:ftr xmlns:m="http://schemas.openxmlformats.org/officeDocument/2006/math" xmlns:mc="http://schemas.openxmlformats.org/markup-compatibility/2006" xmlns:mo="http://schemas.microsoft.com/office/mac/office/2008/main" xmlns:mv="urn:schemas-microsoft-com:mac:vml" xmlns:o="urn:schemas-microsoft-com:office:office" xmlns:r="http://schemas.openxmlformats.org/officeDocument/2006/relationships" xmlns:v="urn:schemas-microsoft-com:vml" xmlns:w10="urn:schemas-microsoft-com:office:word" xmlns:w14="http://schemas.microsoft.com/office/word/2010/wordml" xmlns:w="http://schemas.openxmlformats.org/wordprocessingml/2006/main" xmlns:wne="http://schemas.microsoft.com/office/word/2006/wordml" xmlns:wp14="http://schemas.microsoft.com/office/word/2010/wordprocessingDrawing" xmlns:wp="http://schemas.openxmlformats.org/drawingml/2006/wordprocessingDrawing" xmlns:wpc="http://schemas.microsoft.com/office/word/2010/wordprocessingCanvas" xmlns:wpg="http://schemas.microsoft.com/office/word/2010/wordprocessingGroup" xmlns:wpi="http://schemas.microsoft.com/office/word/2010/wordprocessingInk" xmlns:wps="http://schemas.microsoft.com/office/word/2010/wordprocessingShape" mc:Ignorable="w14 wp14">
+  <w:p>
+    <w:pPr>
+      <w:pStyle w:val="Footer"/>
+      <w:spacing w:line="240" w:lineRule="auto" w:before="0" w:after="0"/>
+      <w:ind w:firstLine="709"/>
+      <w:jc w:val="both"/>
+    </w:pPr>
+  </w:p>
+</w:ftr>
+</file>
+
+<file path=word/footer2.xml><?xml version="1.0" encoding="utf-8"?>
+<w:ftr xmlns:m="http://schemas.openxmlformats.org/officeDocument/2006/math" xmlns:mc="http://schemas.openxmlformats.org/markup-compatibility/2006" xmlns:mo="http://schemas.microsoft.com/office/mac/office/2008/main" xmlns:mv="urn:schemas-microsoft-com:mac:vml" xmlns:o="urn:schemas-microsoft-com:office:office" xmlns:r="http://schemas.openxmlformats.org/officeDocument/2006/relationships" xmlns:v="urn:schemas-microsoft-com:vml" xmlns:w10="urn:schemas-microsoft-com:office:word" xmlns:w14="http://schemas.microsoft.com/office/word/2010/wordml" xmlns:w="http://schemas.openxmlformats.org/wordprocessingml/2006/main" xmlns:wne="http://schemas.microsoft.com/office/word/2006/wordml" xmlns:wp14="http://schemas.microsoft.com/office/word/2010/wordprocessingDrawing" xmlns:wp="http://schemas.openxmlformats.org/drawingml/2006/wordprocessingDrawing" xmlns:wpc="http://schemas.microsoft.com/office/word/2010/wordprocessingCanvas" xmlns:wpg="http://schemas.microsoft.com/office/word/2010/wordprocessingGroup" xmlns:wpi="http://schemas.microsoft.com/office/word/2010/wordprocessingInk" xmlns:wps="http://schemas.microsoft.com/office/word/2010/wordprocessingShape" mc:Ignorable="w14 wp14">
+  <w:p>
+    <w:pPr>
+      <w:pStyle w:val="Footer"/>
+      <w:spacing w:line="240" w:lineRule="auto" w:before="0" w:after="0"/>
+      <w:ind w:firstLine="709"/>
+      <w:jc w:val="both"/>
+    </w:pPr>
+  </w:p>
+</w:ftr>
+</file>
+
+<file path=word/footer3.xml><?xml version="1.0" encoding="utf-8"?>
+<w:ftr xmlns:m="http://schemas.openxmlformats.org/officeDocument/2006/math" xmlns:mc="http://schemas.openxmlformats.org/markup-compatibility/2006" xmlns:mo="http://schemas.microsoft.com/office/mac/office/2008/main" xmlns:mv="urn:schemas-microsoft-com:mac:vml" xmlns:o="urn:schemas-microsoft-com:office:office" xmlns:r="http://schemas.openxmlformats.org/officeDocument/2006/relationships" xmlns:v="urn:schemas-microsoft-com:vml" xmlns:w10="urn:schemas-microsoft-com:office:word" xmlns:w14="http://schemas.microsoft.com/office/word/2010/wordml" xmlns:w="http://schemas.openxmlformats.org/wordprocessingml/2006/main" xmlns:wne="http://schemas.microsoft.com/office/word/2006/wordml" xmlns:wp14="http://schemas.microsoft.com/office/word/2010/wordprocessingDrawing" xmlns:wp="http://schemas.openxmlformats.org/drawingml/2006/wordprocessingDrawing" xmlns:wpc="http://schemas.microsoft.com/office/word/2010/wordprocessingCanvas" xmlns:wpg="http://schemas.microsoft.com/office/word/2010/wordprocessingGroup" xmlns:wpi="http://schemas.microsoft.com/office/word/2010/wordprocessingInk" xmlns:wps="http://schemas.microsoft.com/office/word/2010/wordprocessingShape" mc:Ignorable="w14 wp14">
+  <w:p>
+    <w:pPr>
+      <w:pStyle w:val="Footer"/>
+      <w:spacing w:line="240" w:lineRule="auto" w:before="0" w:after="0"/>
+      <w:ind w:firstLine="709"/>
+      <w:jc w:val="both"/>
+    </w:pPr>
+  </w:p>
+</w:ftr>
+</file>
+
+<file path=word/header1.xml><?xml version="1.0" encoding="utf-8"?>
+<w:hdr xmlns:m="http://schemas.openxmlformats.org/officeDocument/2006/math" xmlns:mc="http://schemas.openxmlformats.org/markup-compatibility/2006" xmlns:mo="http://schemas.microsoft.com/office/mac/office/2008/main" xmlns:mv="urn:schemas-microsoft-com:mac:vml" xmlns:o="urn:schemas-microsoft-com:office:office" xmlns:r="http://schemas.openxmlformats.org/officeDocument/2006/relationships" xmlns:v="urn:schemas-microsoft-com:vml" xmlns:w10="urn:schemas-microsoft-com:office:word" xmlns:w14="http://schemas.microsoft.com/office/word/2010/wordml" xmlns:w="http://schemas.openxmlformats.org/wordprocessingml/2006/main" xmlns:wne="http://schemas.microsoft.com/office/word/2006/wordml" xmlns:wp14="http://schemas.microsoft.com/office/word/2010/wordprocessingDrawing" xmlns:wp="http://schemas.openxmlformats.org/drawingml/2006/wordprocessingDrawing" xmlns:wpc="http://schemas.microsoft.com/office/word/2010/wordprocessingCanvas" xmlns:wpg="http://schemas.microsoft.com/office/word/2010/wordprocessingGroup" xmlns:wpi="http://schemas.microsoft.com/office/word/2010/wordprocessingInk" xmlns:wps="http://schemas.microsoft.com/office/word/2010/wordprocessingShape" mc:Ignorable="w14 wp14">
+  <w:p>
+    <w:pPr>
+      <w:pStyle w:val="Header"/>
+      <w:spacing w:line="240" w:lineRule="auto" w:before="0" w:after="0"/>
+      <w:ind w:firstLine="709"/>
+      <w:jc w:val="both"/>
+    </w:pPr>
+  </w:p>
+</w:hdr>
+</file>
+
+<file path=word/header2.xml><?xml version="1.0" encoding="utf-8"?>
+<w:hdr xmlns:m="http://schemas.openxmlformats.org/officeDocument/2006/math" xmlns:mc="http://schemas.openxmlformats.org/markup-compatibility/2006" xmlns:mo="http://schemas.microsoft.com/office/mac/office/2008/main" xmlns:mv="urn:schemas-microsoft-com:mac:vml" xmlns:o="urn:schemas-microsoft-com:office:office" xmlns:r="http://schemas.openxmlformats.org/officeDocument/2006/relationships" xmlns:v="urn:schemas-microsoft-com:vml" xmlns:w10="urn:schemas-microsoft-com:office:word" xmlns:w14="http://schemas.microsoft.com/office/word/2010/wordml" xmlns:w="http://schemas.openxmlformats.org/wordprocessingml/2006/main" xmlns:wne="http://schemas.microsoft.com/office/word/2006/wordml" xmlns:wp14="http://schemas.microsoft.com/office/word/2010/wordprocessingDrawing" xmlns:wp="http://schemas.openxmlformats.org/drawingml/2006/wordprocessingDrawing" xmlns:wpc="http://schemas.microsoft.com/office/word/2010/wordprocessingCanvas" xmlns:wpg="http://schemas.microsoft.com/office/word/2010/wordprocessingGroup" xmlns:wpi="http://schemas.microsoft.com/office/word/2010/wordprocessingInk" xmlns:wps="http://schemas.microsoft.com/office/word/2010/wordprocessingShape" mc:Ignorable="w14 wp14">
+  <w:p>
+    <w:pPr>
+      <w:pStyle w:val="Header"/>
+      <w:spacing w:line="240" w:lineRule="auto" w:before="0" w:after="0"/>
+      <w:ind w:firstLine="709"/>
+      <w:jc w:val="both"/>
+    </w:pPr>
+  </w:p>
+</w:hdr>
+</file>
+
+<file path=word/header3.xml><?xml version="1.0" encoding="utf-8"?>
+<w:hdr xmlns:m="http://schemas.openxmlformats.org/officeDocument/2006/math" xmlns:mc="http://schemas.openxmlformats.org/markup-compatibility/2006" xmlns:mo="http://schemas.microsoft.com/office/mac/office/2008/main" xmlns:mv="urn:schemas-microsoft-com:mac:vml" xmlns:o="urn:schemas-microsoft-com:office:office" xmlns:r="http://schemas.openxmlformats.org/officeDocument/2006/relationships" xmlns:v="urn:schemas-microsoft-com:vml" xmlns:w10="urn:schemas-microsoft-com:office:word" xmlns:w14="http://schemas.microsoft.com/office/word/2010/wordml" xmlns:w="http://schemas.openxmlformats.org/wordprocessingml/2006/main" xmlns:wne="http://schemas.microsoft.com/office/word/2006/wordml" xmlns:wp14="http://schemas.microsoft.com/office/word/2010/wordprocessingDrawing" xmlns:wp="http://schemas.openxmlformats.org/drawingml/2006/wordprocessingDrawing" xmlns:wpc="http://schemas.microsoft.com/office/word/2010/wordprocessingCanvas" xmlns:wpg="http://schemas.microsoft.com/office/word/2010/wordprocessingGroup" xmlns:wpi="http://schemas.microsoft.com/office/word/2010/wordprocessingInk" xmlns:wps="http://schemas.microsoft.com/office/word/2010/wordprocessingShape" mc:Ignorable="w14 wp14">
+  <w:p>
+    <w:pPr>
+      <w:pStyle w:val="Header"/>
+      <w:spacing w:line="240" w:lineRule="auto" w:before="0" w:after="0"/>
+      <w:ind w:firstLine="709"/>
+      <w:jc w:val="both"/>
+    </w:pPr>
+  </w:p>
+</w:hdr>
 </file>
 
 <file path=word/numbering.xml><?xml version="1.0" encoding="utf-8"?>
@@ -736,18 +1012,32 @@
   <w:style w:type="paragraph" w:default="1" w:styleId="a">
     <w:name w:val="Normal"/>
     <w:qFormat/>
+    <w:pPr>
+      <w:spacing w:line="240" w:lineRule="auto" w:before="0" w:after="0"/>
+      <w:ind w:firstLine="709"/>
+      <w:jc w:val="both"/>
+    </w:pPr>
+    <w:rPr>
+      <w:rFonts w:ascii="Times New Roman" w:hAnsi="Times New Roman"/>
+      <w:b w:val="0"/>
+      <w:sz w:val="28"/>
+    </w:rPr>
   </w:style>
   <w:style w:type="paragraph" w:styleId="1">
     <w:name w:val="heading 1"/>
     <w:qFormat/>
     <w:pPr>
+      <w:spacing w:line="240" w:lineRule="auto" w:before="0" w:after="0"/>
+      <w:ind w:firstLine="709"/>
+      <w:jc w:val="both"/>
       <w:outlineLvl w:val="0"/>
     </w:pPr>
     <w:rPr>
+      <w:rFonts w:ascii="Times New Roman" w:hAnsi="Times New Roman"/>
       <w:b/>
       <w:bCs/>
       <w:color w:val="000000"/>
-      <w:sz w:val="32"/>
+      <w:sz w:val="28"/>
       <w:szCs w:val="32"/>
     </w:rPr>
   </w:style>
@@ -755,23 +1045,33 @@
     <w:name w:val="heading 2"/>
     <w:qFormat/>
     <w:pPr>
+      <w:spacing w:line="240" w:lineRule="auto" w:before="0" w:after="0"/>
+      <w:ind w:firstLine="709"/>
+      <w:jc w:val="both"/>
       <w:outlineLvl w:val="1"/>
     </w:pPr>
     <w:rPr>
+      <w:rFonts w:ascii="Times New Roman" w:hAnsi="Times New Roman"/>
       <w:b/>
       <w:bCs/>
       <w:color w:val="000000"/>
+      <w:sz w:val="28"/>
     </w:rPr>
   </w:style>
   <w:style w:type="paragraph" w:styleId="3">
     <w:name w:val="heading 3"/>
     <w:qFormat/>
     <w:pPr>
+      <w:spacing w:line="240" w:lineRule="auto" w:before="0" w:after="0"/>
+      <w:ind w:firstLine="709"/>
+      <w:jc w:val="both"/>
       <w:outlineLvl w:val="2"/>
     </w:pPr>
     <w:rPr>
+      <w:rFonts w:ascii="Times New Roman" w:hAnsi="Times New Roman"/>
+      <w:b/>
       <w:color w:val="1F4D78"/>
-      <w:sz w:val="24"/>
+      <w:sz w:val="28"/>
       <w:szCs w:val="24"/>
     </w:rPr>
   </w:style>
@@ -779,32 +1079,50 @@
     <w:name w:val="heading 4"/>
     <w:qFormat/>
     <w:pPr>
+      <w:spacing w:line="240" w:lineRule="auto" w:before="0" w:after="0"/>
+      <w:ind w:firstLine="709"/>
+      <w:jc w:val="both"/>
       <w:outlineLvl w:val="3"/>
     </w:pPr>
     <w:rPr>
+      <w:rFonts w:ascii="Times New Roman" w:hAnsi="Times New Roman"/>
+      <w:b/>
       <w:i/>
       <w:iCs/>
       <w:color w:val="2E74B5"/>
+      <w:sz w:val="28"/>
     </w:rPr>
   </w:style>
   <w:style w:type="paragraph" w:styleId="5">
     <w:name w:val="heading 5"/>
     <w:qFormat/>
     <w:pPr>
+      <w:spacing w:line="240" w:lineRule="auto" w:before="0" w:after="0"/>
+      <w:ind w:firstLine="709"/>
+      <w:jc w:val="both"/>
       <w:outlineLvl w:val="4"/>
     </w:pPr>
     <w:rPr>
+      <w:rFonts w:ascii="Times New Roman" w:hAnsi="Times New Roman"/>
+      <w:b/>
       <w:color w:val="2E74B5"/>
+      <w:sz w:val="28"/>
     </w:rPr>
   </w:style>
   <w:style w:type="paragraph" w:styleId="6">
     <w:name w:val="heading 6"/>
     <w:qFormat/>
     <w:pPr>
+      <w:spacing w:line="240" w:lineRule="auto" w:before="0" w:after="0"/>
+      <w:ind w:firstLine="709"/>
+      <w:jc w:val="both"/>
       <w:outlineLvl w:val="5"/>
     </w:pPr>
     <w:rPr>
+      <w:rFonts w:ascii="Times New Roman" w:hAnsi="Times New Roman"/>
+      <w:b/>
       <w:color w:val="1F4D78"/>
+      <w:sz w:val="28"/>
     </w:rPr>
   </w:style>
   <w:style w:type="character" w:default="1" w:styleId="a0">
@@ -837,24 +1155,47 @@
   <w:style w:type="paragraph" w:styleId="a3">
     <w:name w:val="Title"/>
     <w:qFormat/>
-    <w:rPr>
-      <w:rFonts w:ascii="Arial" w:hAnsi="Arial"/>
+    <w:pPr>
+      <w:spacing w:line="240" w:lineRule="auto" w:before="0" w:after="0"/>
+      <w:ind w:firstLine="709"/>
+      <w:jc w:val="both"/>
+    </w:pPr>
+    <w:rPr>
+      <w:rFonts w:ascii="Times New Roman" w:hAnsi="Times New Roman"/>
+      <w:b/>
       <w:color w:val="000000"/>
-      <w:sz w:val="36"/>
+      <w:sz w:val="28"/>
       <w:szCs w:val="56"/>
     </w:rPr>
   </w:style>
   <w:style w:type="paragraph" w:customStyle="1" w:styleId="10">
     <w:name w:val="Строгий1"/>
     <w:qFormat/>
-    <w:rPr>
-      <w:b/>
+    <w:pPr>
+      <w:spacing w:line="240" w:lineRule="auto" w:before="0" w:after="0"/>
+      <w:ind w:firstLine="709"/>
+      <w:jc w:val="both"/>
+    </w:pPr>
+    <w:rPr>
+      <w:rFonts w:ascii="Times New Roman" w:hAnsi="Times New Roman"/>
+      <w:b w:val="0"/>
       <w:bCs/>
+      <w:sz w:val="28"/>
     </w:rPr>
   </w:style>
   <w:style w:type="paragraph" w:styleId="a4">
     <w:name w:val="List Paragraph"/>
     <w:qFormat/>
+    <w:pPr>
+      <w:spacing w:line="240" w:lineRule="auto" w:before="0" w:after="0"/>
+      <w:ind w:firstLine="709"/>
+      <w:jc w:val="both"/>
+    </w:pPr>
+    <w:rPr>
+      <w:rFonts w:ascii="Times New Roman" w:hAnsi="Times New Roman"/>
+      <w:b w:val="0"/>
+      <w:sz w:val="28"/>
+    </w:rPr>
   </w:style>
   <w:style w:type="character" w:styleId="a5">
     <w:name w:val="Hyperlink"/>
@@ -880,8 +1221,15 @@
     <w:uiPriority w:val="99"/>
     <w:semiHidden/>
     <w:unhideWhenUsed/>
-    <w:rPr>
-      <w:sz w:val="20"/>
+    <w:pPr>
+      <w:spacing w:line="240" w:lineRule="auto" w:before="0" w:after="0"/>
+      <w:ind w:firstLine="709"/>
+      <w:jc w:val="both"/>
+    </w:pPr>
+    <w:rPr>
+      <w:rFonts w:ascii="Times New Roman" w:hAnsi="Times New Roman"/>
+      <w:b w:val="0"/>
+      <w:sz w:val="28"/>
       <w:szCs w:val="20"/>
     </w:rPr>
   </w:style>
@@ -911,8 +1259,15 @@
     <w:uiPriority w:val="99"/>
     <w:semiHidden/>
     <w:unhideWhenUsed/>
-    <w:rPr>
-      <w:sz w:val="20"/>
+    <w:pPr>
+      <w:spacing w:line="240" w:lineRule="auto" w:before="0" w:after="0"/>
+      <w:ind w:firstLine="709"/>
+      <w:jc w:val="both"/>
+    </w:pPr>
+    <w:rPr>
+      <w:rFonts w:ascii="Times New Roman" w:hAnsi="Times New Roman"/>
+      <w:b w:val="0"/>
+      <w:sz w:val="28"/>
       <w:szCs w:val="20"/>
     </w:rPr>
   </w:style>

--- a/releases/evt-pre-20/2026-09-30-rev-d/Заказ_плат_и_монтаж/03_PCB_MAIN_заказ_с_DFM/01_Изготовление_платы/PCB-MAIN_Официальная_проверка_JLCPCB_RU_EN.docx
+++ b/releases/evt-pre-20/2026-09-30-rev-d/Заказ_плат_и_монтаж/03_PCB_MAIN_заказ_с_DFM/01_Изготовление_платы/PCB-MAIN_Официальная_проверка_JLCPCB_RU_EN.docx
@@ -207,10 +207,10 @@
       </w:pPr>
       <w:r>
         <w:rPr>
-          <w:rFonts w:ascii="Times New Roman" w:hAnsi="Times New Roman"/>
-          <w:sz w:val="28"/>
-        </w:rPr>
-        <w:t>JLC08161H-3313 служит опубликованным примером восьмислойного стека 1,6 мм, а не утверждённым стеком этого заказа. Функции слоёв платы отличаются от примера; импеданс и возвратные пути оцениваются по выбранному заводскому стеку. Параметры стека и принятое решение об импедансе сохраняются в заказе. Производственные файлы фабрики проверяются до запуска панели; отклонения оформляются ECO.</w:t>
+          <w:rFonts w:ascii="Times New Roman" w:hAnsi="Times New Roman" w:eastAsia="Times New Roman" w:cs="Times New Roman"/>
+          <w:sz w:val="28"/>
+        </w:rPr>
+        <w:t>JLC08161H-3313 является примером, а не утверждённым стеком заказа. Для EVT сохраняется текущая трассировка без заказа контролируемого импеданса и цели 50 Ом. Фактический стек записывается при DFM. Все 22 PCBA изготавливаются без паузы; два образца из партии проходят ВЧ-испытания. Файлы фабрики проверяются до запуска панели.</w:t>
       </w:r>
     </w:p>
     <w:p>
@@ -221,10 +221,10 @@
       </w:pPr>
       <w:r>
         <w:rPr>
-          <w:rFonts w:ascii="Times New Roman" w:hAnsi="Times New Roman"/>
-          <w:sz w:val="28"/>
-        </w:rPr>
-        <w:t>EN: Published JLCPCB capabilities cover the basic board parameters and epoxy-filled, copper-capped vias. The 76-point order CSV is authoritative: 74 native flags and two CAM overrides at C6.1/D11.1. Confirm 76/76 before panel release. Record the chosen stack and impedance decision in the order; use ECO for deviations.</w:t>
+          <w:rFonts w:ascii="Times New Roman" w:hAnsi="Times New Roman" w:eastAsia="Times New Roman" w:cs="Times New Roman"/>
+          <w:sz w:val="28"/>
+        </w:rPr>
+        <w:t>EN: JLCPCB publishes the required board and filled-via capabilities. Confirm 76/76 vias before panel release. The EVT PCB stays as routed; controlled impedance and a 50-ohm target are not ordered. Record the chosen stack. Make all 22 PCBAs without a pause; sample two from the completed lot for RF tests. Deviations require lot disposition and ECO.</w:t>
       </w:r>
     </w:p>
     <w:p>
